--- a/anexos/ANEXO_E_Guiones_entrevista_mediacion.docx
+++ b/anexos/ANEXO_E_Guiones_entrevista_mediacion.docx
@@ -45,7 +45,7 @@
           <w:color w:val="000000"/>
           <w:sz w:val="21"/>
         </w:rPr>
-        <w:t>Dos guiones operativos para dos momentos distintos. El primero, para instruir un expediente con garantías. El segundo, para mediar en conflictos simétricos —nunca en casos con indicios de acoso—. Las versiones Word editables se descargan desde el QR.</w:t>
+        <w:t>Dos guiones operativos para dos momentos distintos. El primero, para instruir un expediente con garantías. El segundo, para mediar en conflictos simétricos —nunca en casos con indicios de acoso—. Las plantillas editables están disponibles mediante el enlace al repositorio al final del libro.</w:t>
       </w:r>
     </w:p>
     <w:p>
@@ -127,7 +127,7 @@
           <w:color w:val="000000"/>
           <w:sz w:val="21"/>
         </w:rPr>
-        <w:t xml:space="preserve"> "Cuéntenos lo ocurrido desde su punto de vista, con todos los detalles que considere relevantes." No interrumpir. Anotar. Marcar las lagunas para la fase siguiente.</w:t>
+        <w:t xml:space="preserve"> «Cuéntenos lo ocurrido desde su punto de vista, con todos los detalles que considere relevantes.» No interrumpir. Anotar. Marcar las lagunas para la fase siguiente.</w:t>
       </w:r>
     </w:p>
     <w:p>
@@ -151,7 +151,7 @@
           <w:color w:val="000000"/>
           <w:sz w:val="21"/>
         </w:rPr>
-        <w:t>- Fechas: "¿Cuándo empezó? ¿Con qué frecuencia se repite? ¿Cuál fue el último episodio?"</w:t>
+        <w:t>- Fechas: «¿Cuándo empezó? ¿Con qué frecuencia se repite? ¿Cuál fue el último episodio?»</w:t>
       </w:r>
     </w:p>
     <w:p>
@@ -163,7 +163,7 @@
           <w:color w:val="000000"/>
           <w:sz w:val="21"/>
         </w:rPr>
-        <w:t>- Lugares y testigos: "¿Dónde ocurrió? ¿Quién estaba presente? ¿Quién más lo sabe?"</w:t>
+        <w:t>- Lugares y testigos: «¿Dónde ocurrió? ¿Quién estaba presente? ¿Quién más lo sabe?»</w:t>
       </w:r>
     </w:p>
     <w:p>
@@ -175,7 +175,7 @@
           <w:color w:val="000000"/>
           <w:sz w:val="21"/>
         </w:rPr>
-        <w:t>- Contenido: "¿Qué se dijo exactamente? ¿Qué hizo usted después?"</w:t>
+        <w:t>- Contenido: «¿Qué se dijo exactamente? ¿Qué hizo usted después?»</w:t>
       </w:r>
     </w:p>
     <w:p>
@@ -187,7 +187,7 @@
           <w:color w:val="000000"/>
           <w:sz w:val="21"/>
         </w:rPr>
-        <w:t>- Documentos: "¿Qué correos, mensajes o escritos lo respaldan? ¿Los aporta?"</w:t>
+        <w:t>- Documentos: «¿Qué correos, mensajes o escritos lo respaldan? ¿Los aporta?»</w:t>
       </w:r>
     </w:p>
     <w:p>
@@ -199,7 +199,7 @@
           <w:color w:val="000000"/>
           <w:sz w:val="21"/>
         </w:rPr>
-        <w:t>- Contexto: "¿Había ocurrido algo antes? ¿Alguna reclamación, sanción, cambio?"</w:t>
+        <w:t>- Contexto: «¿Había ocurrido algo antes? ¿Alguna reclamación, sanción, cambio?»</w:t>
       </w:r>
     </w:p>
     <w:p>
@@ -211,7 +211,7 @@
           <w:color w:val="000000"/>
           <w:sz w:val="21"/>
         </w:rPr>
-        <w:t>- Impacto: "¿Cómo le está afectando? ¿Hay partes médicos?"</w:t>
+        <w:t>- Impacto: «¿Cómo le está afectando? ¿Hay partes médicos?»</w:t>
       </w:r>
     </w:p>
     <w:p>
@@ -223,7 +223,7 @@
           <w:color w:val="000000"/>
           <w:sz w:val="21"/>
         </w:rPr>
-        <w:t>- Expectativas: "¿Qué espera de este procedimiento?"</w:t>
+        <w:t>- Expectativas: «¿Qué espera de este procedimiento?»</w:t>
       </w:r>
     </w:p>
     <w:p>
@@ -245,7 +245,7 @@
           <w:color w:val="000000"/>
           <w:sz w:val="21"/>
         </w:rPr>
-        <w:t xml:space="preserve"> Lectura del acta. Firmas. Plazos: "Le comunicaremos la resolución por escrito en el plazo previsto." Compromiso de confidencialidad mutuo. Información sobre medidas cautelares disponibles.</w:t>
+        <w:t xml:space="preserve"> Lectura del acta. Firmas. Plazos: «Le comunicaremos la resolución por escrito en el plazo previsto.» Compromiso de confidencialidad mutuo. Información sobre medidas cautelares disponibles.</w:t>
       </w:r>
     </w:p>
     <w:p>
@@ -267,7 +267,7 @@
           <w:color w:val="000000"/>
           <w:sz w:val="21"/>
         </w:rPr>
-        <w:t xml:space="preserve"> Una entrevista por persona, por separado, el mismo día si es posible para evitar versiones cruzadas. Prohibido prometer resultados ("esto se arregla": no se puede prometer). Prohibido sugerir respuestas. Todo lo relevante, al acta; lo irrelevante, fuera del expediente.</w:t>
+        <w:t xml:space="preserve"> Una entrevista por persona, por separado, el mismo día si es posible para evitar versiones cruzadas. Prohibido prometer resultados («esto se arregla»: no se puede prometer). Prohibido sugerir respuestas. Todo lo relevante, al acta; lo irrelevante, fuera del expediente.</w:t>
       </w:r>
     </w:p>
     <w:p>
@@ -349,7 +349,7 @@
           <w:color w:val="000000"/>
           <w:sz w:val="21"/>
         </w:rPr>
-        <w:t xml:space="preserve"> Cada parte expone su versión sin interrupciones. El mediador reformula en términos de hechos e intereses: "si entiendo bien, lo que necesitas es..."</w:t>
+        <w:t xml:space="preserve"> Cada parte expone su versión sin interrupciones. El mediador reformula en términos de hechos e intereses: «si entiendo bien, lo que necesitas es...»</w:t>
       </w:r>
     </w:p>
     <w:p>
@@ -371,7 +371,7 @@
           <w:color w:val="000000"/>
           <w:sz w:val="21"/>
         </w:rPr>
-        <w:t xml:space="preserve"> Preguntas de apertura: "¿Qué solución os acercaría a los dos? ¿Qué estaríais dispuestos a cambiar cada uno? ¿Qué pasaría si esto no se resuelve?"</w:t>
+        <w:t xml:space="preserve"> Preguntas de apertura: «¿Qué solución os acercaría a los dos? ¿Qué estaríais dispuestos a cambiar cada uno? ¿Qué pasaría si esto no se resuelve?»</w:t>
       </w:r>
     </w:p>
     <w:p>
